--- a/fra/docx/36.content.docx
+++ b/fra/docx/36.content.docx
@@ -19,7 +19,7 @@
         <w:rPr>
           <w:lang w:val="fr_FR" w:bidi="fr_FR"/>
         </w:rPr>
-        <w:t>Resource: Notes d'étude - Introductions aux livres (Tyndale)</w:t>
+        <w:t>Resource: Tyndale Open Study Notes</w:t>
       </w:r>
       <w:r>
         <w:rPr>
@@ -112,7 +112,7 @@
         <w:rPr>
           <w:lang w:val="fr_FR" w:bidi="fr_FR"/>
         </w:rPr>
-        <w:t>Notes d'étude - Introductions aux livres (Tyndale)</w:t>
+        <w:t>Tyndale Open Study Notes</w:t>
       </w:r>
     </w:p>
     <w:p>

--- a/fra/docx/36.content.docx
+++ b/fra/docx/36.content.docx
@@ -19,7 +19,7 @@
         <w:rPr>
           <w:lang w:val="fr_FR" w:bidi="fr_FR"/>
         </w:rPr>
-        <w:t>Resource: Tyndale Open Study Notes</w:t>
+        <w:t>Resource: Aquifer Open Study Notes (Book Intros)</w:t>
       </w:r>
       <w:r>
         <w:rPr>
@@ -112,7 +112,7 @@
         <w:rPr>
           <w:lang w:val="fr_FR" w:bidi="fr_FR"/>
         </w:rPr>
-        <w:t>Tyndale Open Study Notes</w:t>
+        <w:t>Aquifer Open Study Notes (Book Intros)</w:t>
       </w:r>
     </w:p>
     <w:p>

--- a/fra/docx/36.content.docx
+++ b/fra/docx/36.content.docx
@@ -245,18 +245,12 @@
         </w:rPr>
         <w:t xml:space="preserve"> » (</w:t>
       </w:r>
-      <w:hyperlink r:id="rId13">
-        <w:r>
-          <w:rPr>
-            <w:lang w:val="fr_FR" w:bidi="fr_FR"/>
-          </w:rPr>
-          <w:rPr>
-            <w:color w:val="0000EE"/>
-            <w:u w:val="single"/>
-          </w:rPr>
-          <w:t>1.14–15</w:t>
-        </w:r>
-      </w:hyperlink>
+      <w:r>
+        <w:rPr>
+          <w:lang w:val="fr_FR" w:bidi="fr_FR"/>
+        </w:rPr>
+        <w:t>1.14–15</w:t>
+      </w:r>
       <w:r>
         <w:rPr>
           <w:lang w:val="fr_FR" w:bidi="fr_FR"/>
@@ -302,72 +296,48 @@
         </w:rPr>
         <w:t>Josias n'a que huit ans lorsqu'il devient roi de Juda. Il jouit d'un long règne (640–609 av. J.‑C.), et est considéré comme un roi juste. Lors de la dix-huitième année de son règne, alors qu'on effectue des réparations au Temple, on retrouve un rouleau du livre de la loi (</w:t>
       </w:r>
-      <w:hyperlink r:id="rId14">
-        <w:r>
-          <w:rPr>
-            <w:lang w:val="fr_FR" w:bidi="fr_FR"/>
-          </w:rPr>
-          <w:rPr>
-            <w:color w:val="0000EE"/>
-            <w:u w:val="single"/>
-          </w:rPr>
-          <w:t>2R 22.8</w:t>
-        </w:r>
-      </w:hyperlink>
+      <w:r>
+        <w:rPr>
+          <w:lang w:val="fr_FR" w:bidi="fr_FR"/>
+        </w:rPr>
+        <w:t>2R 22.8</w:t>
+      </w:r>
       <w:r>
         <w:rPr>
           <w:lang w:val="fr_FR" w:bidi="fr_FR"/>
         </w:rPr>
         <w:t xml:space="preserve"> ; </w:t>
       </w:r>
-      <w:hyperlink r:id="rId15">
-        <w:r>
-          <w:rPr>
-            <w:lang w:val="fr_FR" w:bidi="fr_FR"/>
-          </w:rPr>
-          <w:rPr>
-            <w:color w:val="0000EE"/>
-            <w:u w:val="single"/>
-          </w:rPr>
-          <w:t>2 Ch 34.14–15</w:t>
-        </w:r>
-      </w:hyperlink>
+      <w:r>
+        <w:rPr>
+          <w:lang w:val="fr_FR" w:bidi="fr_FR"/>
+        </w:rPr>
+        <w:t>2 Ch 34.14–15</w:t>
+      </w:r>
       <w:r>
         <w:rPr>
           <w:lang w:val="fr_FR" w:bidi="fr_FR"/>
         </w:rPr>
         <w:t>). Après en avoir fait faire la lecture, Josias conduit son peuple dans un renouveau et une réforme, rétablissant les pratiques religieuses ordonnées par Dieu (</w:t>
       </w:r>
-      <w:hyperlink r:id="rId16">
-        <w:r>
-          <w:rPr>
-            <w:lang w:val="fr_FR" w:bidi="fr_FR"/>
-          </w:rPr>
-          <w:rPr>
-            <w:color w:val="0000EE"/>
-            <w:u w:val="single"/>
-          </w:rPr>
-          <w:t>2R 23.1–25</w:t>
-        </w:r>
-      </w:hyperlink>
+      <w:r>
+        <w:rPr>
+          <w:lang w:val="fr_FR" w:bidi="fr_FR"/>
+        </w:rPr>
+        <w:t>2R 23.1–25</w:t>
+      </w:r>
       <w:r>
         <w:rPr>
           <w:lang w:val="fr_FR" w:bidi="fr_FR"/>
         </w:rPr>
         <w:t xml:space="preserve"> ; </w:t>
       </w:r>
-      <w:hyperlink r:id="rId17">
-        <w:r>
-          <w:rPr>
-            <w:lang w:val="fr_FR" w:bidi="fr_FR"/>
-          </w:rPr>
-          <w:rPr>
-            <w:color w:val="0000EE"/>
-            <w:u w:val="single"/>
-          </w:rPr>
-          <w:t>2 Ch 34.29–35.19</w:t>
-        </w:r>
-      </w:hyperlink>
+      <w:r>
+        <w:rPr>
+          <w:lang w:val="fr_FR" w:bidi="fr_FR"/>
+        </w:rPr>
+        <w:t>2 Ch 34.29–35.19</w:t>
+      </w:r>
       <w:r>
         <w:rPr>
           <w:lang w:val="fr_FR" w:bidi="fr_FR"/>
@@ -388,54 +358,36 @@
         </w:rPr>
         <w:t>C'est un événement crucial : avant, le royaume de Juda suivait amplement les pratiques idolâtres de Manassé et d'Amon. Le peuple était si dévoué à l'apostasie que cela l'a finalement mené à sa perte (</w:t>
       </w:r>
-      <w:hyperlink r:id="rId18">
-        <w:r>
-          <w:rPr>
-            <w:lang w:val="fr_FR" w:bidi="fr_FR"/>
-          </w:rPr>
-          <w:rPr>
-            <w:color w:val="0000EE"/>
-            <w:u w:val="single"/>
-          </w:rPr>
-          <w:t>2R 21.10–25</w:t>
-        </w:r>
-      </w:hyperlink>
+      <w:r>
+        <w:rPr>
+          <w:lang w:val="fr_FR" w:bidi="fr_FR"/>
+        </w:rPr>
+        <w:t>2R 21.10–25</w:t>
+      </w:r>
       <w:r>
         <w:rPr>
           <w:lang w:val="fr_FR" w:bidi="fr_FR"/>
         </w:rPr>
         <w:t xml:space="preserve"> ; </w:t>
       </w:r>
-      <w:hyperlink r:id="rId19">
-        <w:r>
-          <w:rPr>
-            <w:lang w:val="fr_FR" w:bidi="fr_FR"/>
-          </w:rPr>
-          <w:rPr>
-            <w:color w:val="0000EE"/>
-            <w:u w:val="single"/>
-          </w:rPr>
-          <w:t>2 Ch 33.17</w:t>
-        </w:r>
-      </w:hyperlink>
+      <w:r>
+        <w:rPr>
+          <w:lang w:val="fr_FR" w:bidi="fr_FR"/>
+        </w:rPr>
+        <w:t>2 Ch 33.17</w:t>
+      </w:r>
       <w:r>
         <w:rPr>
           <w:lang w:val="fr_FR" w:bidi="fr_FR"/>
         </w:rPr>
         <w:t xml:space="preserve">, </w:t>
       </w:r>
-      <w:hyperlink r:id="rId20">
-        <w:r>
-          <w:rPr>
-            <w:lang w:val="fr_FR" w:bidi="fr_FR"/>
-          </w:rPr>
-          <w:rPr>
-            <w:color w:val="0000EE"/>
-            <w:u w:val="single"/>
-          </w:rPr>
-          <w:t>21–24</w:t>
-        </w:r>
-      </w:hyperlink>
+      <w:r>
+        <w:rPr>
+          <w:lang w:val="fr_FR" w:bidi="fr_FR"/>
+        </w:rPr>
+        <w:t>21–24</w:t>
+      </w:r>
       <w:r>
         <w:rPr>
           <w:lang w:val="fr_FR" w:bidi="fr_FR"/>
@@ -456,54 +408,36 @@
         </w:rPr>
         <w:t>Sophonie a rédigé cette prophétie au début du règne de Josias, après la mort d'Amon et avant que l'on ne redécouvre le livre de la loi, durant une période caractérisée par l'indifférence religieuse, l'injustice sociale et la cupidité économique (</w:t>
       </w:r>
-      <w:hyperlink r:id="rId21">
-        <w:r>
-          <w:rPr>
-            <w:lang w:val="fr_FR" w:bidi="fr_FR"/>
-          </w:rPr>
-          <w:rPr>
-            <w:color w:val="0000EE"/>
-            <w:u w:val="single"/>
-          </w:rPr>
-          <w:t xml:space="preserve">1.4–13 </w:t>
-        </w:r>
-      </w:hyperlink>
+      <w:r>
+        <w:rPr>
+          <w:lang w:val="fr_FR" w:bidi="fr_FR"/>
+        </w:rPr>
+        <w:t xml:space="preserve">1.4–13 </w:t>
+      </w:r>
       <w:r>
         <w:rPr>
           <w:lang w:val="fr_FR" w:bidi="fr_FR"/>
         </w:rPr>
         <w:t xml:space="preserve">; </w:t>
       </w:r>
-      <w:hyperlink r:id="rId22">
-        <w:r>
-          <w:rPr>
-            <w:lang w:val="fr_FR" w:bidi="fr_FR"/>
-          </w:rPr>
-          <w:rPr>
-            <w:color w:val="0000EE"/>
-            <w:u w:val="single"/>
-          </w:rPr>
-          <w:t>3.1–4</w:t>
-        </w:r>
-      </w:hyperlink>
+      <w:r>
+        <w:rPr>
+          <w:lang w:val="fr_FR" w:bidi="fr_FR"/>
+        </w:rPr>
+        <w:t>3.1–4</w:t>
+      </w:r>
       <w:r>
         <w:rPr>
           <w:lang w:val="fr_FR" w:bidi="fr_FR"/>
         </w:rPr>
         <w:t xml:space="preserve">, </w:t>
       </w:r>
-      <w:hyperlink r:id="rId23">
-        <w:r>
-          <w:rPr>
-            <w:lang w:val="fr_FR" w:bidi="fr_FR"/>
-          </w:rPr>
-          <w:rPr>
-            <w:color w:val="0000EE"/>
-            <w:u w:val="single"/>
-          </w:rPr>
-          <w:t>7</w:t>
-        </w:r>
-      </w:hyperlink>
+      <w:r>
+        <w:rPr>
+          <w:lang w:val="fr_FR" w:bidi="fr_FR"/>
+        </w:rPr>
+        <w:t>7</w:t>
+      </w:r>
       <w:r>
         <w:rPr>
           <w:lang w:val="fr_FR" w:bidi="fr_FR"/>
@@ -548,54 +482,36 @@
         </w:rPr>
         <w:t>. Cette expression renvoie au jugement de Dieu sur le monde pécheur (</w:t>
       </w:r>
-      <w:hyperlink r:id="rId24">
-        <w:r>
-          <w:rPr>
-            <w:lang w:val="fr_FR" w:bidi="fr_FR"/>
-          </w:rPr>
-          <w:rPr>
-            <w:color w:val="0000EE"/>
-            <w:u w:val="single"/>
-          </w:rPr>
-          <w:t>1.2–3</w:t>
-        </w:r>
-      </w:hyperlink>
+      <w:r>
+        <w:rPr>
+          <w:lang w:val="fr_FR" w:bidi="fr_FR"/>
+        </w:rPr>
+        <w:t>1.2–3</w:t>
+      </w:r>
       <w:r>
         <w:rPr>
           <w:lang w:val="fr_FR" w:bidi="fr_FR"/>
         </w:rPr>
         <w:t xml:space="preserve">, </w:t>
       </w:r>
-      <w:hyperlink r:id="rId25">
-        <w:r>
-          <w:rPr>
-            <w:lang w:val="fr_FR" w:bidi="fr_FR"/>
-          </w:rPr>
-          <w:rPr>
-            <w:color w:val="0000EE"/>
-            <w:u w:val="single"/>
-          </w:rPr>
-          <w:t>1.14–18</w:t>
-        </w:r>
-      </w:hyperlink>
+      <w:r>
+        <w:rPr>
+          <w:lang w:val="fr_FR" w:bidi="fr_FR"/>
+        </w:rPr>
+        <w:t>1.14–18</w:t>
+      </w:r>
       <w:r>
         <w:rPr>
           <w:lang w:val="fr_FR" w:bidi="fr_FR"/>
         </w:rPr>
         <w:t>), y compris sur son peuple en Juda et sur Jérusalem (</w:t>
       </w:r>
-      <w:hyperlink r:id="rId21">
-        <w:r>
-          <w:rPr>
-            <w:lang w:val="fr_FR" w:bidi="fr_FR"/>
-          </w:rPr>
-          <w:rPr>
-            <w:color w:val="0000EE"/>
-            <w:u w:val="single"/>
-          </w:rPr>
-          <w:t>1.4–13</w:t>
-        </w:r>
-      </w:hyperlink>
+      <w:r>
+        <w:rPr>
+          <w:lang w:val="fr_FR" w:bidi="fr_FR"/>
+        </w:rPr>
+        <w:t>1.4–13</w:t>
+      </w:r>
       <w:r>
         <w:rPr>
           <w:lang w:val="fr_FR" w:bidi="fr_FR"/>
@@ -614,18 +530,12 @@
         </w:rPr>
         <w:t>lité (</w:t>
       </w:r>
-      <w:hyperlink r:id="rId26">
-        <w:r>
-          <w:rPr>
-            <w:lang w:val="fr_FR" w:bidi="fr_FR"/>
-          </w:rPr>
-          <w:rPr>
-            <w:color w:val="0000EE"/>
-            <w:u w:val="single"/>
-          </w:rPr>
-          <w:t>2.1–3</w:t>
-        </w:r>
-      </w:hyperlink>
+      <w:r>
+        <w:rPr>
+          <w:lang w:val="fr_FR" w:bidi="fr_FR"/>
+        </w:rPr>
+        <w:t>2.1–3</w:t>
+      </w:r>
       <w:r>
         <w:rPr>
           <w:lang w:val="fr_FR" w:bidi="fr_FR"/>
@@ -646,18 +556,12 @@
         </w:rPr>
         <w:t>Les implications de la prophétie de Sophonie sont claires. Les nations voisines de Juda subiront un jugement sévère pour leurs crimes contre le peuple de Dieu, pour leur fierté arrogante et leur provocation envers l'Éternel (</w:t>
       </w:r>
-      <w:hyperlink r:id="rId27">
-        <w:r>
-          <w:rPr>
-            <w:lang w:val="fr_FR" w:bidi="fr_FR"/>
-          </w:rPr>
-          <w:rPr>
-            <w:color w:val="0000EE"/>
-            <w:u w:val="single"/>
-          </w:rPr>
-          <w:t>2.4–15</w:t>
-        </w:r>
-      </w:hyperlink>
+      <w:r>
+        <w:rPr>
+          <w:lang w:val="fr_FR" w:bidi="fr_FR"/>
+        </w:rPr>
+        <w:t>2.4–15</w:t>
+      </w:r>
       <w:r>
         <w:rPr>
           <w:lang w:val="fr_FR" w:bidi="fr_FR"/>
@@ -676,18 +580,12 @@
         </w:rPr>
         <w:t xml:space="preserve"> (</w:t>
       </w:r>
-      <w:hyperlink r:id="rId28">
-        <w:r>
-          <w:rPr>
-            <w:lang w:val="fr_FR" w:bidi="fr_FR"/>
-          </w:rPr>
-          <w:rPr>
-            <w:color w:val="0000EE"/>
-            <w:u w:val="single"/>
-          </w:rPr>
-          <w:t>3.1–7</w:t>
-        </w:r>
-      </w:hyperlink>
+      <w:r>
+        <w:rPr>
+          <w:lang w:val="fr_FR" w:bidi="fr_FR"/>
+        </w:rPr>
+        <w:t>3.1–7</w:t>
+      </w:r>
       <w:r>
         <w:rPr>
           <w:lang w:val="fr_FR" w:bidi="fr_FR"/>
@@ -708,54 +606,36 @@
         </w:rPr>
         <w:t>Ces jugements imminents sont précurseurs d'une époque de jugement à venir qui englobera toutes les nations de la terre (</w:t>
       </w:r>
-      <w:hyperlink r:id="rId29">
-        <w:r>
-          <w:rPr>
-            <w:lang w:val="fr_FR" w:bidi="fr_FR"/>
-          </w:rPr>
-          <w:rPr>
-            <w:color w:val="0000EE"/>
-            <w:u w:val="single"/>
-          </w:rPr>
-          <w:t>3.8</w:t>
-        </w:r>
-      </w:hyperlink>
+      <w:r>
+        <w:rPr>
+          <w:lang w:val="fr_FR" w:bidi="fr_FR"/>
+        </w:rPr>
+        <w:t>3.8</w:t>
+      </w:r>
       <w:r>
         <w:rPr>
           <w:lang w:val="fr_FR" w:bidi="fr_FR"/>
         </w:rPr>
         <w:t>). Cependant, le jugement ne sera pas la fin : le jour du jugement viendra pour laisser place au salut (</w:t>
       </w:r>
-      <w:hyperlink r:id="rId30">
-        <w:r>
-          <w:rPr>
-            <w:lang w:val="fr_FR" w:bidi="fr_FR"/>
-          </w:rPr>
-          <w:rPr>
-            <w:color w:val="0000EE"/>
-            <w:u w:val="single"/>
-          </w:rPr>
-          <w:t>3.9–20</w:t>
-        </w:r>
-      </w:hyperlink>
+      <w:r>
+        <w:rPr>
+          <w:lang w:val="fr_FR" w:bidi="fr_FR"/>
+        </w:rPr>
+        <w:t>3.9–20</w:t>
+      </w:r>
       <w:r>
         <w:rPr>
           <w:lang w:val="fr_FR" w:bidi="fr_FR"/>
         </w:rPr>
         <w:t>). Dieu a promis la restauration et la bénédiction pour le reste d'Israël et pour tous les peuples (</w:t>
       </w:r>
-      <w:hyperlink r:id="rId31">
-        <w:r>
-          <w:rPr>
-            <w:lang w:val="fr_FR" w:bidi="fr_FR"/>
-          </w:rPr>
-          <w:rPr>
-            <w:color w:val="0000EE"/>
-            <w:u w:val="single"/>
-          </w:rPr>
-          <w:t>3.9</w:t>
-        </w:r>
-      </w:hyperlink>
+      <w:r>
+        <w:rPr>
+          <w:lang w:val="fr_FR" w:bidi="fr_FR"/>
+        </w:rPr>
+        <w:t>3.9</w:t>
+      </w:r>
       <w:r>
         <w:rPr>
           <w:lang w:val="fr_FR" w:bidi="fr_FR"/>
@@ -776,72 +656,48 @@
         </w:rPr>
         <w:t>Sophonie rapporte le futur plan de Dieu pour éliminer tous les fiers et arrogants de la terre ; seuls ceux qui font confiance au nom de l'Éternel subsisteront (</w:t>
       </w:r>
-      <w:hyperlink r:id="rId32">
-        <w:r>
-          <w:rPr>
-            <w:lang w:val="fr_FR" w:bidi="fr_FR"/>
-          </w:rPr>
-          <w:rPr>
-            <w:color w:val="0000EE"/>
-            <w:u w:val="single"/>
-          </w:rPr>
-          <w:t>3.12</w:t>
-        </w:r>
-      </w:hyperlink>
+      <w:r>
+        <w:rPr>
+          <w:lang w:val="fr_FR" w:bidi="fr_FR"/>
+        </w:rPr>
+        <w:t>3.12</w:t>
+      </w:r>
       <w:r>
         <w:rPr>
           <w:lang w:val="fr_FR" w:bidi="fr_FR"/>
         </w:rPr>
         <w:t>). Dieu rassemblera son peuple dispersé et le restaurera dans son pays, où il vivra dans la droiture et la sécurité, adorant l'Éternel (</w:t>
       </w:r>
-      <w:hyperlink r:id="rId33">
-        <w:r>
-          <w:rPr>
-            <w:lang w:val="fr_FR" w:bidi="fr_FR"/>
-          </w:rPr>
-          <w:rPr>
-            <w:color w:val="0000EE"/>
-            <w:u w:val="single"/>
-          </w:rPr>
-          <w:t>3.9–12</w:t>
-        </w:r>
-      </w:hyperlink>
+      <w:r>
+        <w:rPr>
+          <w:lang w:val="fr_FR" w:bidi="fr_FR"/>
+        </w:rPr>
+        <w:t>3.9–12</w:t>
+      </w:r>
       <w:r>
         <w:rPr>
           <w:lang w:val="fr_FR" w:bidi="fr_FR"/>
         </w:rPr>
         <w:t>). Le reste d'Israël jouira de l'effusion des bénédictions de Dieu et trouvera en lui sa joie pour toujours (</w:t>
       </w:r>
-      <w:hyperlink r:id="rId34">
-        <w:r>
-          <w:rPr>
-            <w:lang w:val="fr_FR" w:bidi="fr_FR"/>
-          </w:rPr>
-          <w:rPr>
-            <w:color w:val="0000EE"/>
-            <w:u w:val="single"/>
-          </w:rPr>
-          <w:t>3.13–19</w:t>
-        </w:r>
-      </w:hyperlink>
+      <w:r>
+        <w:rPr>
+          <w:lang w:val="fr_FR" w:bidi="fr_FR"/>
+        </w:rPr>
+        <w:t>3.13–19</w:t>
+      </w:r>
       <w:r>
         <w:rPr>
           <w:lang w:val="fr_FR" w:bidi="fr_FR"/>
         </w:rPr>
         <w:t xml:space="preserve">). Le jugement et le salut annoncés dans le livre de Sophonie préfigurent l'acte final de Dieu, accordant le jugement et le salut par le retour de Jésus-Christ (voir </w:t>
       </w:r>
-      <w:hyperlink r:id="rId35">
-        <w:r>
-          <w:rPr>
-            <w:lang w:val="fr_FR" w:bidi="fr_FR"/>
-          </w:rPr>
-          <w:rPr>
-            <w:color w:val="0000EE"/>
-            <w:u w:val="single"/>
-          </w:rPr>
-          <w:t>Ap 19.11–22.5</w:t>
-        </w:r>
-      </w:hyperlink>
+      <w:r>
+        <w:rPr>
+          <w:lang w:val="fr_FR" w:bidi="fr_FR"/>
+        </w:rPr>
+        <w:t>Ap 19.11–22.5</w:t>
+      </w:r>
       <w:r>
         <w:rPr>
           <w:lang w:val="fr_FR" w:bidi="fr_FR"/>
@@ -873,36 +729,24 @@
         </w:rPr>
         <w:t xml:space="preserve">On sait peu de choses sur Sophonie au-delà de sa lignée mentionnée en </w:t>
       </w:r>
-      <w:hyperlink r:id="rId36">
-        <w:r>
-          <w:rPr>
-            <w:lang w:val="fr_FR" w:bidi="fr_FR"/>
-          </w:rPr>
-          <w:rPr>
-            <w:color w:val="0000EE"/>
-            <w:u w:val="single"/>
-          </w:rPr>
-          <w:t>1.1</w:t>
-        </w:r>
-      </w:hyperlink>
+      <w:r>
+        <w:rPr>
+          <w:lang w:val="fr_FR" w:bidi="fr_FR"/>
+        </w:rPr>
+        <w:t>1.1</w:t>
+      </w:r>
       <w:r>
         <w:rPr>
           <w:lang w:val="fr_FR" w:bidi="fr_FR"/>
         </w:rPr>
         <w:t xml:space="preserve">, qui fait remonter ses origines à Ézéchias. Les exégètes juifs et chrétiens assimilent traditionnellement cet Ézéchias au roi du même nom (voir </w:t>
       </w:r>
-      <w:hyperlink r:id="rId37">
-        <w:r>
-          <w:rPr>
-            <w:lang w:val="fr_FR" w:bidi="fr_FR"/>
-          </w:rPr>
-          <w:rPr>
-            <w:color w:val="0000EE"/>
-            <w:u w:val="single"/>
-          </w:rPr>
-          <w:t>2R 18.1–20.20</w:t>
-        </w:r>
-      </w:hyperlink>
+      <w:r>
+        <w:rPr>
+          <w:lang w:val="fr_FR" w:bidi="fr_FR"/>
+        </w:rPr>
+        <w:t>2R 18.1–20.20</w:t>
+      </w:r>
       <w:r>
         <w:rPr>
           <w:lang w:val="fr_FR" w:bidi="fr_FR"/>
@@ -923,288 +767,192 @@
         </w:rPr>
         <w:t>Sophonie vit à Jérusalem et peut donc témoigner de la situation qui y règne (</w:t>
       </w:r>
-      <w:hyperlink r:id="rId38">
-        <w:r>
-          <w:rPr>
-            <w:lang w:val="fr_FR" w:bidi="fr_FR"/>
-          </w:rPr>
-          <w:rPr>
-            <w:color w:val="0000EE"/>
-            <w:u w:val="single"/>
-          </w:rPr>
-          <w:t>1.10–13</w:t>
-        </w:r>
-      </w:hyperlink>
+      <w:r>
+        <w:rPr>
+          <w:lang w:val="fr_FR" w:bidi="fr_FR"/>
+        </w:rPr>
+        <w:t>1.10–13</w:t>
+      </w:r>
       <w:r>
         <w:rPr>
           <w:lang w:val="fr_FR" w:bidi="fr_FR"/>
         </w:rPr>
         <w:t>). Doté d'une grande sensibilité spirituelle et de perspicacité morale, il dénonce l'apostasie et l'immoralité du peuple, en particulier celles des dirigeants (</w:t>
       </w:r>
-      <w:hyperlink r:id="rId39">
-        <w:r>
-          <w:rPr>
-            <w:lang w:val="fr_FR" w:bidi="fr_FR"/>
-          </w:rPr>
-          <w:rPr>
-            <w:color w:val="0000EE"/>
-            <w:u w:val="single"/>
-          </w:rPr>
-          <w:t>1.4–6</w:t>
-        </w:r>
-      </w:hyperlink>
+      <w:r>
+        <w:rPr>
+          <w:lang w:val="fr_FR" w:bidi="fr_FR"/>
+        </w:rPr>
+        <w:t>1.4–6</w:t>
+      </w:r>
       <w:r>
         <w:rPr>
           <w:lang w:val="fr_FR" w:bidi="fr_FR"/>
         </w:rPr>
         <w:t xml:space="preserve">, </w:t>
       </w:r>
-      <w:hyperlink r:id="rId40">
-        <w:r>
-          <w:rPr>
-            <w:lang w:val="fr_FR" w:bidi="fr_FR"/>
-          </w:rPr>
-          <w:rPr>
-            <w:color w:val="0000EE"/>
-            <w:u w:val="single"/>
-          </w:rPr>
-          <w:t>9</w:t>
-        </w:r>
-      </w:hyperlink>
+      <w:r>
+        <w:rPr>
+          <w:lang w:val="fr_FR" w:bidi="fr_FR"/>
+        </w:rPr>
+        <w:t>9</w:t>
+      </w:r>
       <w:r>
         <w:rPr>
           <w:lang w:val="fr_FR" w:bidi="fr_FR"/>
         </w:rPr>
         <w:t xml:space="preserve">, </w:t>
       </w:r>
-      <w:hyperlink r:id="rId41">
-        <w:r>
-          <w:rPr>
-            <w:lang w:val="fr_FR" w:bidi="fr_FR"/>
-          </w:rPr>
-          <w:rPr>
-            <w:color w:val="0000EE"/>
-            <w:u w:val="single"/>
-          </w:rPr>
-          <w:t xml:space="preserve">17 </w:t>
-        </w:r>
-      </w:hyperlink>
+      <w:r>
+        <w:rPr>
+          <w:lang w:val="fr_FR" w:bidi="fr_FR"/>
+        </w:rPr>
+        <w:t xml:space="preserve">17 </w:t>
+      </w:r>
       <w:r>
         <w:rPr>
           <w:lang w:val="fr_FR" w:bidi="fr_FR"/>
         </w:rPr>
         <w:t xml:space="preserve">; </w:t>
       </w:r>
-      <w:hyperlink r:id="rId22">
-        <w:r>
-          <w:rPr>
-            <w:lang w:val="fr_FR" w:bidi="fr_FR"/>
-          </w:rPr>
-          <w:rPr>
-            <w:color w:val="0000EE"/>
-            <w:u w:val="single"/>
-          </w:rPr>
-          <w:t>3.1–4</w:t>
-        </w:r>
-      </w:hyperlink>
+      <w:r>
+        <w:rPr>
+          <w:lang w:val="fr_FR" w:bidi="fr_FR"/>
+        </w:rPr>
+        <w:t>3.1–4</w:t>
+      </w:r>
       <w:r>
         <w:rPr>
           <w:lang w:val="fr_FR" w:bidi="fr_FR"/>
         </w:rPr>
         <w:t xml:space="preserve">, </w:t>
       </w:r>
-      <w:hyperlink r:id="rId23">
-        <w:r>
-          <w:rPr>
-            <w:lang w:val="fr_FR" w:bidi="fr_FR"/>
-          </w:rPr>
-          <w:rPr>
-            <w:color w:val="0000EE"/>
-            <w:u w:val="single"/>
-          </w:rPr>
-          <w:t>7</w:t>
-        </w:r>
-      </w:hyperlink>
+      <w:r>
+        <w:rPr>
+          <w:lang w:val="fr_FR" w:bidi="fr_FR"/>
+        </w:rPr>
+        <w:t>7</w:t>
+      </w:r>
       <w:r>
         <w:rPr>
           <w:lang w:val="fr_FR" w:bidi="fr_FR"/>
         </w:rPr>
         <w:t xml:space="preserve">, </w:t>
       </w:r>
-      <w:hyperlink r:id="rId42">
-        <w:r>
-          <w:rPr>
-            <w:lang w:val="fr_FR" w:bidi="fr_FR"/>
-          </w:rPr>
-          <w:rPr>
-            <w:color w:val="0000EE"/>
-            <w:u w:val="single"/>
-          </w:rPr>
-          <w:t>11</w:t>
-        </w:r>
-      </w:hyperlink>
+      <w:r>
+        <w:rPr>
+          <w:lang w:val="fr_FR" w:bidi="fr_FR"/>
+        </w:rPr>
+        <w:t>11</w:t>
+      </w:r>
       <w:r>
         <w:rPr>
           <w:lang w:val="fr_FR" w:bidi="fr_FR"/>
         </w:rPr>
         <w:t>). Il dénonce aussi le matérialisme et la cupidité qui exploitent les pauvres (</w:t>
       </w:r>
-      <w:hyperlink r:id="rId43">
-        <w:r>
-          <w:rPr>
-            <w:lang w:val="fr_FR" w:bidi="fr_FR"/>
-          </w:rPr>
-          <w:rPr>
-            <w:color w:val="0000EE"/>
-            <w:u w:val="single"/>
-          </w:rPr>
-          <w:t>1.8</w:t>
-        </w:r>
-      </w:hyperlink>
+      <w:r>
+        <w:rPr>
+          <w:lang w:val="fr_FR" w:bidi="fr_FR"/>
+        </w:rPr>
+        <w:t>1.8</w:t>
+      </w:r>
       <w:r>
         <w:rPr>
           <w:lang w:val="fr_FR" w:bidi="fr_FR"/>
         </w:rPr>
         <w:t xml:space="preserve">, </w:t>
       </w:r>
-      <w:hyperlink r:id="rId38">
-        <w:r>
-          <w:rPr>
-            <w:lang w:val="fr_FR" w:bidi="fr_FR"/>
-          </w:rPr>
-          <w:rPr>
-            <w:color w:val="0000EE"/>
-            <w:u w:val="single"/>
-          </w:rPr>
-          <w:t>10–13</w:t>
-        </w:r>
-      </w:hyperlink>
+      <w:r>
+        <w:rPr>
+          <w:lang w:val="fr_FR" w:bidi="fr_FR"/>
+        </w:rPr>
+        <w:t>10–13</w:t>
+      </w:r>
       <w:r>
         <w:rPr>
           <w:lang w:val="fr_FR" w:bidi="fr_FR"/>
         </w:rPr>
         <w:t xml:space="preserve">, </w:t>
       </w:r>
-      <w:hyperlink r:id="rId44">
-        <w:r>
-          <w:rPr>
-            <w:lang w:val="fr_FR" w:bidi="fr_FR"/>
-          </w:rPr>
-          <w:rPr>
-            <w:color w:val="0000EE"/>
-            <w:u w:val="single"/>
-          </w:rPr>
-          <w:t>18</w:t>
-        </w:r>
-      </w:hyperlink>
+      <w:r>
+        <w:rPr>
+          <w:lang w:val="fr_FR" w:bidi="fr_FR"/>
+        </w:rPr>
+        <w:t>18</w:t>
+      </w:r>
       <w:r>
         <w:rPr>
           <w:lang w:val="fr_FR" w:bidi="fr_FR"/>
         </w:rPr>
         <w:t>). Il est conscient de la situation actuelle de chaque nation environnante et annonce le jugement de Dieu sur ces nations pour leurs péchés (</w:t>
       </w:r>
-      <w:hyperlink r:id="rId27">
-        <w:r>
-          <w:rPr>
-            <w:lang w:val="fr_FR" w:bidi="fr_FR"/>
-          </w:rPr>
-          <w:rPr>
-            <w:color w:val="0000EE"/>
-            <w:u w:val="single"/>
-          </w:rPr>
-          <w:t>2.4–15</w:t>
-        </w:r>
-      </w:hyperlink>
+      <w:r>
+        <w:rPr>
+          <w:lang w:val="fr_FR" w:bidi="fr_FR"/>
+        </w:rPr>
+        <w:t>2.4–15</w:t>
+      </w:r>
       <w:r>
         <w:rPr>
           <w:lang w:val="fr_FR" w:bidi="fr_FR"/>
         </w:rPr>
         <w:t>). Par-dessus tout, Sophonie se soucie grandement de la réputation de l'Éternel (</w:t>
       </w:r>
-      <w:hyperlink r:id="rId45">
-        <w:r>
-          <w:rPr>
-            <w:lang w:val="fr_FR" w:bidi="fr_FR"/>
-          </w:rPr>
-          <w:rPr>
-            <w:color w:val="0000EE"/>
-            <w:u w:val="single"/>
-          </w:rPr>
-          <w:t xml:space="preserve">1.6 </w:t>
-        </w:r>
-      </w:hyperlink>
+      <w:r>
+        <w:rPr>
+          <w:lang w:val="fr_FR" w:bidi="fr_FR"/>
+        </w:rPr>
+        <w:t xml:space="preserve">1.6 </w:t>
+      </w:r>
       <w:r>
         <w:rPr>
           <w:lang w:val="fr_FR" w:bidi="fr_FR"/>
         </w:rPr>
         <w:t xml:space="preserve">; </w:t>
       </w:r>
-      <w:hyperlink r:id="rId23">
-        <w:r>
-          <w:rPr>
-            <w:lang w:val="fr_FR" w:bidi="fr_FR"/>
-          </w:rPr>
-          <w:rPr>
-            <w:color w:val="0000EE"/>
-            <w:u w:val="single"/>
-          </w:rPr>
-          <w:t>3.7</w:t>
-        </w:r>
-      </w:hyperlink>
+      <w:r>
+        <w:rPr>
+          <w:lang w:val="fr_FR" w:bidi="fr_FR"/>
+        </w:rPr>
+        <w:t>3.7</w:t>
+      </w:r>
       <w:r>
         <w:rPr>
           <w:lang w:val="fr_FR" w:bidi="fr_FR"/>
         </w:rPr>
         <w:t>) ainsi que de tous ceux plaçant humblement leur confiance en Dieu (</w:t>
       </w:r>
-      <w:hyperlink r:id="rId46">
-        <w:r>
-          <w:rPr>
-            <w:lang w:val="fr_FR" w:bidi="fr_FR"/>
-          </w:rPr>
-          <w:rPr>
-            <w:color w:val="0000EE"/>
-            <w:u w:val="single"/>
-          </w:rPr>
-          <w:t xml:space="preserve">2.3 </w:t>
-        </w:r>
-      </w:hyperlink>
+      <w:r>
+        <w:rPr>
+          <w:lang w:val="fr_FR" w:bidi="fr_FR"/>
+        </w:rPr>
+        <w:t xml:space="preserve">2.3 </w:t>
+      </w:r>
       <w:r>
         <w:rPr>
           <w:lang w:val="fr_FR" w:bidi="fr_FR"/>
         </w:rPr>
         <w:t xml:space="preserve">; </w:t>
       </w:r>
-      <w:hyperlink r:id="rId31">
-        <w:r>
-          <w:rPr>
-            <w:lang w:val="fr_FR" w:bidi="fr_FR"/>
-          </w:rPr>
-          <w:rPr>
-            <w:color w:val="0000EE"/>
-            <w:u w:val="single"/>
-          </w:rPr>
-          <w:t>3.9</w:t>
-        </w:r>
-      </w:hyperlink>
+      <w:r>
+        <w:rPr>
+          <w:lang w:val="fr_FR" w:bidi="fr_FR"/>
+        </w:rPr>
+        <w:t>3.9</w:t>
+      </w:r>
       <w:r>
         <w:rPr>
           <w:lang w:val="fr_FR" w:bidi="fr_FR"/>
         </w:rPr>
         <w:t xml:space="preserve">, </w:t>
       </w:r>
-      <w:hyperlink r:id="rId47">
-        <w:r>
-          <w:rPr>
-            <w:lang w:val="fr_FR" w:bidi="fr_FR"/>
-          </w:rPr>
-          <w:rPr>
-            <w:color w:val="0000EE"/>
-            <w:u w:val="single"/>
-          </w:rPr>
-          <w:t>12–13</w:t>
-        </w:r>
-      </w:hyperlink>
+      <w:r>
+        <w:rPr>
+          <w:lang w:val="fr_FR" w:bidi="fr_FR"/>
+        </w:rPr>
+        <w:t>12–13</w:t>
+      </w:r>
       <w:r>
         <w:rPr>
           <w:lang w:val="fr_FR" w:bidi="fr_FR"/>
@@ -1236,216 +984,144 @@
         </w:rPr>
         <w:t xml:space="preserve">Sophonie indique lui-même que son ministère prophétique s'est déroulé pendant le règne de Josias (640–609 av. J.‑C. ; voir </w:t>
       </w:r>
-      <w:hyperlink r:id="rId36">
-        <w:r>
-          <w:rPr>
-            <w:lang w:val="fr_FR" w:bidi="fr_FR"/>
-          </w:rPr>
-          <w:rPr>
-            <w:color w:val="0000EE"/>
-            <w:u w:val="single"/>
-          </w:rPr>
-          <w:t>1.1</w:t>
-        </w:r>
-      </w:hyperlink>
+      <w:r>
+        <w:rPr>
+          <w:lang w:val="fr_FR" w:bidi="fr_FR"/>
+        </w:rPr>
+        <w:t>1.1</w:t>
+      </w:r>
       <w:r>
         <w:rPr>
           <w:lang w:val="fr_FR" w:bidi="fr_FR"/>
         </w:rPr>
         <w:t>). Plusieurs éléments suggèrent que Sophonie a prophétisé durant les premières années du règne de Josias, avant la découverte du livre de la loi et les réformes qui ont suivi. Sophonie rapporte que les pratiques religieuses en Juda sont encore corrompues par les rites syncrétiques cananéens, similaires à ceux qui caractérisaient l'époque de Manassé (</w:t>
       </w:r>
-      <w:hyperlink r:id="rId48">
-        <w:r>
-          <w:rPr>
-            <w:lang w:val="fr_FR" w:bidi="fr_FR"/>
-          </w:rPr>
-          <w:rPr>
-            <w:color w:val="0000EE"/>
-            <w:u w:val="single"/>
-          </w:rPr>
-          <w:t>1.4–5</w:t>
-        </w:r>
-      </w:hyperlink>
+      <w:r>
+        <w:rPr>
+          <w:lang w:val="fr_FR" w:bidi="fr_FR"/>
+        </w:rPr>
+        <w:t>1.4–5</w:t>
+      </w:r>
       <w:r>
         <w:rPr>
           <w:lang w:val="fr_FR" w:bidi="fr_FR"/>
         </w:rPr>
         <w:t xml:space="preserve">, </w:t>
       </w:r>
-      <w:hyperlink r:id="rId40">
-        <w:r>
-          <w:rPr>
-            <w:lang w:val="fr_FR" w:bidi="fr_FR"/>
-          </w:rPr>
-          <w:rPr>
-            <w:color w:val="0000EE"/>
-            <w:u w:val="single"/>
-          </w:rPr>
-          <w:t>9</w:t>
-        </w:r>
-      </w:hyperlink>
+      <w:r>
+        <w:rPr>
+          <w:lang w:val="fr_FR" w:bidi="fr_FR"/>
+        </w:rPr>
+        <w:t>9</w:t>
+      </w:r>
       <w:r>
         <w:rPr>
           <w:lang w:val="fr_FR" w:bidi="fr_FR"/>
         </w:rPr>
         <w:t>). Nombreux sont ceux qui n'adorent plus l'Éternel (</w:t>
       </w:r>
-      <w:hyperlink r:id="rId45">
-        <w:r>
-          <w:rPr>
-            <w:lang w:val="fr_FR" w:bidi="fr_FR"/>
-          </w:rPr>
-          <w:rPr>
-            <w:color w:val="0000EE"/>
-            <w:u w:val="single"/>
-          </w:rPr>
-          <w:t>1.6</w:t>
-        </w:r>
-      </w:hyperlink>
+      <w:r>
+        <w:rPr>
+          <w:lang w:val="fr_FR" w:bidi="fr_FR"/>
+        </w:rPr>
+        <w:t>1.6</w:t>
+      </w:r>
       <w:r>
         <w:rPr>
           <w:lang w:val="fr_FR" w:bidi="fr_FR"/>
         </w:rPr>
         <w:t>) ; les dirigeants se plaisent à porter les vêtements de marchands étrangers (</w:t>
       </w:r>
-      <w:hyperlink r:id="rId43">
-        <w:r>
-          <w:rPr>
-            <w:lang w:val="fr_FR" w:bidi="fr_FR"/>
-          </w:rPr>
-          <w:rPr>
-            <w:color w:val="0000EE"/>
-            <w:u w:val="single"/>
-          </w:rPr>
-          <w:t>1.8</w:t>
-        </w:r>
-      </w:hyperlink>
+      <w:r>
+        <w:rPr>
+          <w:lang w:val="fr_FR" w:bidi="fr_FR"/>
+        </w:rPr>
+        <w:t>1.8</w:t>
+      </w:r>
       <w:r>
         <w:rPr>
           <w:lang w:val="fr_FR" w:bidi="fr_FR"/>
         </w:rPr>
         <w:t>), propriétaires d'importantes entreprises commerciales à Jérusalem (</w:t>
       </w:r>
-      <w:hyperlink r:id="rId49">
-        <w:r>
-          <w:rPr>
-            <w:lang w:val="fr_FR" w:bidi="fr_FR"/>
-          </w:rPr>
-          <w:rPr>
-            <w:color w:val="0000EE"/>
-            <w:u w:val="single"/>
-          </w:rPr>
-          <w:t>1.10–11</w:t>
-        </w:r>
-      </w:hyperlink>
+      <w:r>
+        <w:rPr>
+          <w:lang w:val="fr_FR" w:bidi="fr_FR"/>
+        </w:rPr>
+        <w:t>1.10–11</w:t>
+      </w:r>
       <w:r>
         <w:rPr>
           <w:lang w:val="fr_FR" w:bidi="fr_FR"/>
         </w:rPr>
         <w:t>) ; et la société de Juda est en proie à des maux socio-économiques (</w:t>
       </w:r>
-      <w:hyperlink r:id="rId50">
-        <w:r>
-          <w:rPr>
-            <w:lang w:val="fr_FR" w:bidi="fr_FR"/>
-          </w:rPr>
-          <w:rPr>
-            <w:color w:val="0000EE"/>
-            <w:u w:val="single"/>
-          </w:rPr>
-          <w:t>1.12–13</w:t>
-        </w:r>
-      </w:hyperlink>
+      <w:r>
+        <w:rPr>
+          <w:lang w:val="fr_FR" w:bidi="fr_FR"/>
+        </w:rPr>
+        <w:t>1.12–13</w:t>
+      </w:r>
       <w:r>
         <w:rPr>
           <w:lang w:val="fr_FR" w:bidi="fr_FR"/>
         </w:rPr>
         <w:t xml:space="preserve">, </w:t>
       </w:r>
-      <w:hyperlink r:id="rId44">
-        <w:r>
-          <w:rPr>
-            <w:lang w:val="fr_FR" w:bidi="fr_FR"/>
-          </w:rPr>
-          <w:rPr>
-            <w:color w:val="0000EE"/>
-            <w:u w:val="single"/>
-          </w:rPr>
-          <w:t>18</w:t>
-        </w:r>
-      </w:hyperlink>
+      <w:r>
+        <w:rPr>
+          <w:lang w:val="fr_FR" w:bidi="fr_FR"/>
+        </w:rPr>
+        <w:t>18</w:t>
+      </w:r>
       <w:r>
         <w:rPr>
           <w:lang w:val="fr_FR" w:bidi="fr_FR"/>
         </w:rPr>
         <w:t>) ainsi qu'à une corruption politique et religieuse (</w:t>
       </w:r>
-      <w:hyperlink r:id="rId22">
-        <w:r>
-          <w:rPr>
-            <w:lang w:val="fr_FR" w:bidi="fr_FR"/>
-          </w:rPr>
-          <w:rPr>
-            <w:color w:val="0000EE"/>
-            <w:u w:val="single"/>
-          </w:rPr>
-          <w:t>3.1–4</w:t>
-        </w:r>
-      </w:hyperlink>
+      <w:r>
+        <w:rPr>
+          <w:lang w:val="fr_FR" w:bidi="fr_FR"/>
+        </w:rPr>
+        <w:t>3.1–4</w:t>
+      </w:r>
       <w:r>
         <w:rPr>
           <w:lang w:val="fr_FR" w:bidi="fr_FR"/>
         </w:rPr>
         <w:t xml:space="preserve">, </w:t>
       </w:r>
-      <w:hyperlink r:id="rId23">
-        <w:r>
-          <w:rPr>
-            <w:lang w:val="fr_FR" w:bidi="fr_FR"/>
-          </w:rPr>
-          <w:rPr>
-            <w:color w:val="0000EE"/>
-            <w:u w:val="single"/>
-          </w:rPr>
-          <w:t>7</w:t>
-        </w:r>
-      </w:hyperlink>
+      <w:r>
+        <w:rPr>
+          <w:lang w:val="fr_FR" w:bidi="fr_FR"/>
+        </w:rPr>
+        <w:t>7</w:t>
+      </w:r>
       <w:r>
         <w:rPr>
           <w:lang w:val="fr_FR" w:bidi="fr_FR"/>
         </w:rPr>
         <w:t xml:space="preserve">, </w:t>
       </w:r>
-      <w:hyperlink r:id="rId42">
-        <w:r>
-          <w:rPr>
-            <w:lang w:val="fr_FR" w:bidi="fr_FR"/>
-          </w:rPr>
-          <w:rPr>
-            <w:color w:val="0000EE"/>
-            <w:u w:val="single"/>
-          </w:rPr>
-          <w:t>11</w:t>
-        </w:r>
-      </w:hyperlink>
+      <w:r>
+        <w:rPr>
+          <w:lang w:val="fr_FR" w:bidi="fr_FR"/>
+        </w:rPr>
+        <w:t>11</w:t>
+      </w:r>
       <w:r>
         <w:rPr>
           <w:lang w:val="fr_FR" w:bidi="fr_FR"/>
         </w:rPr>
         <w:t xml:space="preserve">). Les réformes de Josias proposent une solution pour la majorité de ces problèmes (vers 622 av. J.‑C. ; </w:t>
       </w:r>
-      <w:hyperlink r:id="rId51">
-        <w:r>
-          <w:rPr>
-            <w:lang w:val="fr_FR" w:bidi="fr_FR"/>
-          </w:rPr>
-          <w:rPr>
-            <w:color w:val="0000EE"/>
-            <w:u w:val="single"/>
-          </w:rPr>
-          <w:t>2R 23.4–14</w:t>
-        </w:r>
-      </w:hyperlink>
+      <w:r>
+        <w:rPr>
+          <w:lang w:val="fr_FR" w:bidi="fr_FR"/>
+        </w:rPr>
+        <w:t>2R 23.4–14</w:t>
+      </w:r>
       <w:r>
         <w:rPr>
           <w:lang w:val="fr_FR" w:bidi="fr_FR"/>
@@ -1477,180 +1153,120 @@
         </w:rPr>
         <w:t>Comme ses contemporains Nahum et Habacuc, Sophonie présente Dieu comme l'Éternel, celui qui règne depuis les débuts de la terre. Juge de tous (</w:t>
       </w:r>
-      <w:hyperlink r:id="rId24">
-        <w:r>
-          <w:rPr>
-            <w:lang w:val="fr_FR" w:bidi="fr_FR"/>
-          </w:rPr>
-          <w:rPr>
-            <w:color w:val="0000EE"/>
-            <w:u w:val="single"/>
-          </w:rPr>
-          <w:t>1.2–3</w:t>
-        </w:r>
-      </w:hyperlink>
+      <w:r>
+        <w:rPr>
+          <w:lang w:val="fr_FR" w:bidi="fr_FR"/>
+        </w:rPr>
+        <w:t>1.2–3</w:t>
+      </w:r>
       <w:r>
         <w:rPr>
           <w:lang w:val="fr_FR" w:bidi="fr_FR"/>
         </w:rPr>
         <w:t xml:space="preserve">, </w:t>
       </w:r>
-      <w:hyperlink r:id="rId52">
-        <w:r>
-          <w:rPr>
-            <w:lang w:val="fr_FR" w:bidi="fr_FR"/>
-          </w:rPr>
-          <w:rPr>
-            <w:color w:val="0000EE"/>
-            <w:u w:val="single"/>
-          </w:rPr>
-          <w:t>7</w:t>
-        </w:r>
-      </w:hyperlink>
+      <w:r>
+        <w:rPr>
+          <w:lang w:val="fr_FR" w:bidi="fr_FR"/>
+        </w:rPr>
+        <w:t>7</w:t>
+      </w:r>
       <w:r>
         <w:rPr>
           <w:lang w:val="fr_FR" w:bidi="fr_FR"/>
         </w:rPr>
         <w:t xml:space="preserve">, </w:t>
       </w:r>
-      <w:hyperlink r:id="rId25">
-        <w:r>
-          <w:rPr>
-            <w:lang w:val="fr_FR" w:bidi="fr_FR"/>
-          </w:rPr>
-          <w:rPr>
-            <w:color w:val="0000EE"/>
-            <w:u w:val="single"/>
-          </w:rPr>
-          <w:t xml:space="preserve">14–18 </w:t>
-        </w:r>
-      </w:hyperlink>
+      <w:r>
+        <w:rPr>
+          <w:lang w:val="fr_FR" w:bidi="fr_FR"/>
+        </w:rPr>
+        <w:t xml:space="preserve">14–18 </w:t>
+      </w:r>
       <w:r>
         <w:rPr>
           <w:lang w:val="fr_FR" w:bidi="fr_FR"/>
         </w:rPr>
         <w:t xml:space="preserve">; </w:t>
       </w:r>
-      <w:hyperlink r:id="rId29">
-        <w:r>
-          <w:rPr>
-            <w:lang w:val="fr_FR" w:bidi="fr_FR"/>
-          </w:rPr>
-          <w:rPr>
-            <w:color w:val="0000EE"/>
-            <w:u w:val="single"/>
-          </w:rPr>
-          <w:t>3.8</w:t>
-        </w:r>
-      </w:hyperlink>
+      <w:r>
+        <w:rPr>
+          <w:lang w:val="fr_FR" w:bidi="fr_FR"/>
+        </w:rPr>
+        <w:t>3.8</w:t>
+      </w:r>
       <w:r>
         <w:rPr>
           <w:lang w:val="fr_FR" w:bidi="fr_FR"/>
         </w:rPr>
         <w:t>), il punit la méchanceté des hommes (</w:t>
       </w:r>
-      <w:hyperlink r:id="rId53">
-        <w:r>
-          <w:rPr>
-            <w:lang w:val="fr_FR" w:bidi="fr_FR"/>
-          </w:rPr>
-          <w:rPr>
-            <w:color w:val="0000EE"/>
-            <w:u w:val="single"/>
-          </w:rPr>
-          <w:t>1.8–9</w:t>
-        </w:r>
-      </w:hyperlink>
+      <w:r>
+        <w:rPr>
+          <w:lang w:val="fr_FR" w:bidi="fr_FR"/>
+        </w:rPr>
+        <w:t>1.8–9</w:t>
+      </w:r>
       <w:r>
         <w:rPr>
           <w:lang w:val="fr_FR" w:bidi="fr_FR"/>
         </w:rPr>
         <w:t xml:space="preserve">, </w:t>
       </w:r>
-      <w:hyperlink r:id="rId41">
-        <w:r>
-          <w:rPr>
-            <w:lang w:val="fr_FR" w:bidi="fr_FR"/>
-          </w:rPr>
-          <w:rPr>
-            <w:color w:val="0000EE"/>
-            <w:u w:val="single"/>
-          </w:rPr>
-          <w:t xml:space="preserve">17 </w:t>
-        </w:r>
-      </w:hyperlink>
+      <w:r>
+        <w:rPr>
+          <w:lang w:val="fr_FR" w:bidi="fr_FR"/>
+        </w:rPr>
+        <w:t xml:space="preserve">17 </w:t>
+      </w:r>
       <w:r>
         <w:rPr>
           <w:lang w:val="fr_FR" w:bidi="fr_FR"/>
         </w:rPr>
         <w:t xml:space="preserve">; </w:t>
       </w:r>
-      <w:hyperlink r:id="rId23">
-        <w:r>
-          <w:rPr>
-            <w:lang w:val="fr_FR" w:bidi="fr_FR"/>
-          </w:rPr>
-          <w:rPr>
-            <w:color w:val="0000EE"/>
-            <w:u w:val="single"/>
-          </w:rPr>
-          <w:t>3.7</w:t>
-        </w:r>
-      </w:hyperlink>
+      <w:r>
+        <w:rPr>
+          <w:lang w:val="fr_FR" w:bidi="fr_FR"/>
+        </w:rPr>
+        <w:t>3.7</w:t>
+      </w:r>
       <w:r>
         <w:rPr>
           <w:lang w:val="fr_FR" w:bidi="fr_FR"/>
         </w:rPr>
         <w:t xml:space="preserve">, </w:t>
       </w:r>
-      <w:hyperlink r:id="rId42">
-        <w:r>
-          <w:rPr>
-            <w:lang w:val="fr_FR" w:bidi="fr_FR"/>
-          </w:rPr>
-          <w:rPr>
-            <w:color w:val="0000EE"/>
-            <w:u w:val="single"/>
-          </w:rPr>
-          <w:t>11</w:t>
-        </w:r>
-      </w:hyperlink>
+      <w:r>
+        <w:rPr>
+          <w:lang w:val="fr_FR" w:bidi="fr_FR"/>
+        </w:rPr>
+        <w:t>11</w:t>
+      </w:r>
       <w:r>
         <w:rPr>
           <w:lang w:val="fr_FR" w:bidi="fr_FR"/>
         </w:rPr>
         <w:t>) et des nations (</w:t>
       </w:r>
-      <w:hyperlink r:id="rId27">
-        <w:r>
-          <w:rPr>
-            <w:lang w:val="fr_FR" w:bidi="fr_FR"/>
-          </w:rPr>
-          <w:rPr>
-            <w:color w:val="0000EE"/>
-            <w:u w:val="single"/>
-          </w:rPr>
-          <w:t xml:space="preserve">2.4–15 </w:t>
-        </w:r>
-      </w:hyperlink>
+      <w:r>
+        <w:rPr>
+          <w:lang w:val="fr_FR" w:bidi="fr_FR"/>
+        </w:rPr>
+        <w:t xml:space="preserve">2.4–15 </w:t>
+      </w:r>
       <w:r>
         <w:rPr>
           <w:lang w:val="fr_FR" w:bidi="fr_FR"/>
         </w:rPr>
         <w:t xml:space="preserve">; </w:t>
       </w:r>
-      <w:hyperlink r:id="rId54">
-        <w:r>
-          <w:rPr>
-            <w:lang w:val="fr_FR" w:bidi="fr_FR"/>
-          </w:rPr>
-          <w:rPr>
-            <w:color w:val="0000EE"/>
-            <w:u w:val="single"/>
-          </w:rPr>
-          <w:t>3.6</w:t>
-        </w:r>
-      </w:hyperlink>
+      <w:r>
+        <w:rPr>
+          <w:lang w:val="fr_FR" w:bidi="fr_FR"/>
+        </w:rPr>
+        <w:t>3.6</w:t>
+      </w:r>
       <w:r>
         <w:rPr>
           <w:lang w:val="fr_FR" w:bidi="fr_FR"/>
@@ -1670,54 +1286,36 @@
         </w:rPr>
         <w:t>) englobera toutes les nations (</w:t>
       </w:r>
-      <w:hyperlink r:id="rId55">
-        <w:r>
-          <w:rPr>
-            <w:lang w:val="fr_FR" w:bidi="fr_FR"/>
-          </w:rPr>
-          <w:rPr>
-            <w:color w:val="0000EE"/>
-            <w:u w:val="single"/>
-          </w:rPr>
-          <w:t xml:space="preserve">1.2–4 </w:t>
-        </w:r>
-      </w:hyperlink>
+      <w:r>
+        <w:rPr>
+          <w:lang w:val="fr_FR" w:bidi="fr_FR"/>
+        </w:rPr>
+        <w:t xml:space="preserve">1.2–4 </w:t>
+      </w:r>
       <w:r>
         <w:rPr>
           <w:lang w:val="fr_FR" w:bidi="fr_FR"/>
         </w:rPr>
         <w:t xml:space="preserve">; </w:t>
       </w:r>
-      <w:hyperlink r:id="rId27">
-        <w:r>
-          <w:rPr>
-            <w:lang w:val="fr_FR" w:bidi="fr_FR"/>
-          </w:rPr>
-          <w:rPr>
-            <w:color w:val="0000EE"/>
-            <w:u w:val="single"/>
-          </w:rPr>
-          <w:t xml:space="preserve">2.4–15 </w:t>
-        </w:r>
-      </w:hyperlink>
+      <w:r>
+        <w:rPr>
+          <w:lang w:val="fr_FR" w:bidi="fr_FR"/>
+        </w:rPr>
+        <w:t xml:space="preserve">2.4–15 </w:t>
+      </w:r>
       <w:r>
         <w:rPr>
           <w:lang w:val="fr_FR" w:bidi="fr_FR"/>
         </w:rPr>
         <w:t xml:space="preserve">; </w:t>
       </w:r>
-      <w:hyperlink r:id="rId29">
-        <w:r>
-          <w:rPr>
-            <w:lang w:val="fr_FR" w:bidi="fr_FR"/>
-          </w:rPr>
-          <w:rPr>
-            <w:color w:val="0000EE"/>
-            <w:u w:val="single"/>
-          </w:rPr>
-          <w:t>3.8</w:t>
-        </w:r>
-      </w:hyperlink>
+      <w:r>
+        <w:rPr>
+          <w:lang w:val="fr_FR" w:bidi="fr_FR"/>
+        </w:rPr>
+        <w:t>3.8</w:t>
+      </w:r>
       <w:r>
         <w:rPr>
           <w:lang w:val="fr_FR" w:bidi="fr_FR"/>
@@ -1738,360 +1336,240 @@
         </w:rPr>
         <w:t>Sophonie souligne le problème fondamental de l'orgueil humain (</w:t>
       </w:r>
-      <w:hyperlink r:id="rId56">
-        <w:r>
-          <w:rPr>
-            <w:lang w:val="fr_FR" w:bidi="fr_FR"/>
-          </w:rPr>
-          <w:rPr>
-            <w:color w:val="0000EE"/>
-            <w:u w:val="single"/>
-          </w:rPr>
-          <w:t>2.15</w:t>
-        </w:r>
-      </w:hyperlink>
+      <w:r>
+        <w:rPr>
+          <w:lang w:val="fr_FR" w:bidi="fr_FR"/>
+        </w:rPr>
+        <w:t>2.15</w:t>
+      </w:r>
       <w:r>
         <w:rPr>
           <w:lang w:val="fr_FR" w:bidi="fr_FR"/>
         </w:rPr>
         <w:t>), qui engendre la méchanceté du cœur (</w:t>
       </w:r>
-      <w:hyperlink r:id="rId57">
-        <w:r>
-          <w:rPr>
-            <w:lang w:val="fr_FR" w:bidi="fr_FR"/>
-          </w:rPr>
-          <w:rPr>
-            <w:color w:val="0000EE"/>
-            <w:u w:val="single"/>
-          </w:rPr>
-          <w:t>1.3–6</w:t>
-        </w:r>
-      </w:hyperlink>
+      <w:r>
+        <w:rPr>
+          <w:lang w:val="fr_FR" w:bidi="fr_FR"/>
+        </w:rPr>
+        <w:t>1.3–6</w:t>
+      </w:r>
       <w:r>
         <w:rPr>
           <w:lang w:val="fr_FR" w:bidi="fr_FR"/>
         </w:rPr>
         <w:t xml:space="preserve">, </w:t>
       </w:r>
-      <w:hyperlink r:id="rId41">
-        <w:r>
-          <w:rPr>
-            <w:lang w:val="fr_FR" w:bidi="fr_FR"/>
-          </w:rPr>
-          <w:rPr>
-            <w:color w:val="0000EE"/>
-            <w:u w:val="single"/>
-          </w:rPr>
-          <w:t xml:space="preserve">17 </w:t>
-        </w:r>
-      </w:hyperlink>
+      <w:r>
+        <w:rPr>
+          <w:lang w:val="fr_FR" w:bidi="fr_FR"/>
+        </w:rPr>
+        <w:t xml:space="preserve">17 </w:t>
+      </w:r>
       <w:r>
         <w:rPr>
           <w:lang w:val="fr_FR" w:bidi="fr_FR"/>
         </w:rPr>
         <w:t xml:space="preserve">; </w:t>
       </w:r>
-      <w:hyperlink r:id="rId58">
-        <w:r>
-          <w:rPr>
-            <w:lang w:val="fr_FR" w:bidi="fr_FR"/>
-          </w:rPr>
-          <w:rPr>
-            <w:color w:val="0000EE"/>
-            <w:u w:val="single"/>
-          </w:rPr>
-          <w:t>3.1</w:t>
-        </w:r>
-      </w:hyperlink>
+      <w:r>
+        <w:rPr>
+          <w:lang w:val="fr_FR" w:bidi="fr_FR"/>
+        </w:rPr>
+        <w:t>3.1</w:t>
+      </w:r>
       <w:r>
         <w:rPr>
           <w:lang w:val="fr_FR" w:bidi="fr_FR"/>
         </w:rPr>
         <w:t xml:space="preserve">, </w:t>
       </w:r>
-      <w:hyperlink r:id="rId59">
-        <w:r>
-          <w:rPr>
-            <w:lang w:val="fr_FR" w:bidi="fr_FR"/>
-          </w:rPr>
-          <w:rPr>
-            <w:color w:val="0000EE"/>
-            <w:u w:val="single"/>
-          </w:rPr>
-          <w:t>4</w:t>
-        </w:r>
-      </w:hyperlink>
+      <w:r>
+        <w:rPr>
+          <w:lang w:val="fr_FR" w:bidi="fr_FR"/>
+        </w:rPr>
+        <w:t>4</w:t>
+      </w:r>
       <w:r>
         <w:rPr>
           <w:lang w:val="fr_FR" w:bidi="fr_FR"/>
         </w:rPr>
         <w:t>) et suscite la pensée que Dieu n'interviendra pas dans les affaires humaines (</w:t>
       </w:r>
-      <w:hyperlink r:id="rId60">
-        <w:r>
-          <w:rPr>
-            <w:lang w:val="fr_FR" w:bidi="fr_FR"/>
-          </w:rPr>
-          <w:rPr>
-            <w:color w:val="0000EE"/>
-            <w:u w:val="single"/>
-          </w:rPr>
-          <w:t>1.12</w:t>
-        </w:r>
-      </w:hyperlink>
+      <w:r>
+        <w:rPr>
+          <w:lang w:val="fr_FR" w:bidi="fr_FR"/>
+        </w:rPr>
+        <w:t>1.12</w:t>
+      </w:r>
       <w:r>
         <w:rPr>
           <w:lang w:val="fr_FR" w:bidi="fr_FR"/>
         </w:rPr>
         <w:t>). Les hommes persistent dans la violence et la fraude (</w:t>
       </w:r>
-      <w:hyperlink r:id="rId40">
-        <w:r>
-          <w:rPr>
-            <w:lang w:val="fr_FR" w:bidi="fr_FR"/>
-          </w:rPr>
-          <w:rPr>
-            <w:color w:val="0000EE"/>
-            <w:u w:val="single"/>
-          </w:rPr>
-          <w:t>1.9</w:t>
-        </w:r>
-      </w:hyperlink>
+      <w:r>
+        <w:rPr>
+          <w:lang w:val="fr_FR" w:bidi="fr_FR"/>
+        </w:rPr>
+        <w:t>1.9</w:t>
+      </w:r>
       <w:r>
         <w:rPr>
           <w:lang w:val="fr_FR" w:bidi="fr_FR"/>
         </w:rPr>
         <w:t>), et leur cupidité opprime ceux qui les entourent (</w:t>
       </w:r>
-      <w:hyperlink r:id="rId49">
-        <w:r>
-          <w:rPr>
-            <w:lang w:val="fr_FR" w:bidi="fr_FR"/>
-          </w:rPr>
-          <w:rPr>
-            <w:color w:val="0000EE"/>
-            <w:u w:val="single"/>
-          </w:rPr>
-          <w:t>1.10–11</w:t>
-        </w:r>
-      </w:hyperlink>
+      <w:r>
+        <w:rPr>
+          <w:lang w:val="fr_FR" w:bidi="fr_FR"/>
+        </w:rPr>
+        <w:t>1.10–11</w:t>
+      </w:r>
       <w:r>
         <w:rPr>
           <w:lang w:val="fr_FR" w:bidi="fr_FR"/>
         </w:rPr>
         <w:t xml:space="preserve">, </w:t>
       </w:r>
-      <w:hyperlink r:id="rId61">
-        <w:r>
-          <w:rPr>
-            <w:lang w:val="fr_FR" w:bidi="fr_FR"/>
-          </w:rPr>
-          <w:rPr>
-            <w:color w:val="0000EE"/>
-            <w:u w:val="single"/>
-          </w:rPr>
-          <w:t>13</w:t>
-        </w:r>
-      </w:hyperlink>
+      <w:r>
+        <w:rPr>
+          <w:lang w:val="fr_FR" w:bidi="fr_FR"/>
+        </w:rPr>
+        <w:t>13</w:t>
+      </w:r>
       <w:r>
         <w:rPr>
           <w:lang w:val="fr_FR" w:bidi="fr_FR"/>
         </w:rPr>
         <w:t xml:space="preserve">, </w:t>
       </w:r>
-      <w:hyperlink r:id="rId44">
-        <w:r>
-          <w:rPr>
-            <w:lang w:val="fr_FR" w:bidi="fr_FR"/>
-          </w:rPr>
-          <w:rPr>
-            <w:color w:val="0000EE"/>
-            <w:u w:val="single"/>
-          </w:rPr>
-          <w:t xml:space="preserve">18 </w:t>
-        </w:r>
-      </w:hyperlink>
+      <w:r>
+        <w:rPr>
+          <w:lang w:val="fr_FR" w:bidi="fr_FR"/>
+        </w:rPr>
+        <w:t xml:space="preserve">18 </w:t>
+      </w:r>
       <w:r>
         <w:rPr>
           <w:lang w:val="fr_FR" w:bidi="fr_FR"/>
         </w:rPr>
         <w:t xml:space="preserve">; </w:t>
       </w:r>
-      <w:hyperlink r:id="rId62">
-        <w:r>
-          <w:rPr>
-            <w:lang w:val="fr_FR" w:bidi="fr_FR"/>
-          </w:rPr>
-          <w:rPr>
-            <w:color w:val="0000EE"/>
-            <w:u w:val="single"/>
-          </w:rPr>
-          <w:t>3.3</w:t>
-        </w:r>
-      </w:hyperlink>
+      <w:r>
+        <w:rPr>
+          <w:lang w:val="fr_FR" w:bidi="fr_FR"/>
+        </w:rPr>
+        <w:t>3.3</w:t>
+      </w:r>
       <w:r>
         <w:rPr>
           <w:lang w:val="fr_FR" w:bidi="fr_FR"/>
         </w:rPr>
         <w:t>). Dieu peut annuler la peine que méritent les pécheurs s'ils se repentent véritablement (</w:t>
       </w:r>
-      <w:hyperlink r:id="rId26">
-        <w:r>
-          <w:rPr>
-            <w:lang w:val="fr_FR" w:bidi="fr_FR"/>
-          </w:rPr>
-          <w:rPr>
-            <w:color w:val="0000EE"/>
-            <w:u w:val="single"/>
-          </w:rPr>
-          <w:t>2.1–3</w:t>
-        </w:r>
-      </w:hyperlink>
+      <w:r>
+        <w:rPr>
+          <w:lang w:val="fr_FR" w:bidi="fr_FR"/>
+        </w:rPr>
+        <w:t>2.1–3</w:t>
+      </w:r>
       <w:r>
         <w:rPr>
           <w:lang w:val="fr_FR" w:bidi="fr_FR"/>
         </w:rPr>
         <w:t>), mais des vertus spirituelles telles que la justice, l'humilité, la foi et la vérité sont nécessaires (</w:t>
       </w:r>
-      <w:hyperlink r:id="rId47">
-        <w:r>
-          <w:rPr>
-            <w:lang w:val="fr_FR" w:bidi="fr_FR"/>
-          </w:rPr>
-          <w:rPr>
-            <w:color w:val="0000EE"/>
-            <w:u w:val="single"/>
-          </w:rPr>
-          <w:t>3.12–13</w:t>
-        </w:r>
-      </w:hyperlink>
+      <w:r>
+        <w:rPr>
+          <w:lang w:val="fr_FR" w:bidi="fr_FR"/>
+        </w:rPr>
+        <w:t>3.12–13</w:t>
+      </w:r>
       <w:r>
         <w:rPr>
           <w:lang w:val="fr_FR" w:bidi="fr_FR"/>
         </w:rPr>
         <w:t>). Dieu rassemblera et purifiera ceux restés humbles et fidèles (</w:t>
       </w:r>
-      <w:hyperlink r:id="rId63">
-        <w:r>
-          <w:rPr>
-            <w:lang w:val="fr_FR" w:bidi="fr_FR"/>
-          </w:rPr>
-          <w:rPr>
-            <w:color w:val="0000EE"/>
-            <w:u w:val="single"/>
-          </w:rPr>
-          <w:t>3.9–10</w:t>
-        </w:r>
-      </w:hyperlink>
+      <w:r>
+        <w:rPr>
+          <w:lang w:val="fr_FR" w:bidi="fr_FR"/>
+        </w:rPr>
+        <w:t>3.9–10</w:t>
+      </w:r>
       <w:r>
         <w:rPr>
           <w:lang w:val="fr_FR" w:bidi="fr_FR"/>
         </w:rPr>
         <w:t>), les retournera à leur terre (</w:t>
       </w:r>
-      <w:hyperlink r:id="rId64">
-        <w:r>
-          <w:rPr>
-            <w:lang w:val="fr_FR" w:bidi="fr_FR"/>
-          </w:rPr>
-          <w:rPr>
-            <w:color w:val="0000EE"/>
-            <w:u w:val="single"/>
-          </w:rPr>
-          <w:t>3.20</w:t>
-        </w:r>
-      </w:hyperlink>
+      <w:r>
+        <w:rPr>
+          <w:lang w:val="fr_FR" w:bidi="fr_FR"/>
+        </w:rPr>
+        <w:t>3.20</w:t>
+      </w:r>
       <w:r>
         <w:rPr>
           <w:lang w:val="fr_FR" w:bidi="fr_FR"/>
         </w:rPr>
         <w:t>), et leur donnera la victoire sur leurs ennemis (</w:t>
       </w:r>
-      <w:hyperlink r:id="rId65">
-        <w:r>
-          <w:rPr>
-            <w:lang w:val="fr_FR" w:bidi="fr_FR"/>
-          </w:rPr>
-          <w:rPr>
-            <w:color w:val="0000EE"/>
-            <w:u w:val="single"/>
-          </w:rPr>
-          <w:t>2.7</w:t>
-        </w:r>
-      </w:hyperlink>
+      <w:r>
+        <w:rPr>
+          <w:lang w:val="fr_FR" w:bidi="fr_FR"/>
+        </w:rPr>
+        <w:t>2.7</w:t>
+      </w:r>
       <w:r>
         <w:rPr>
           <w:lang w:val="fr_FR" w:bidi="fr_FR"/>
         </w:rPr>
         <w:t xml:space="preserve">, </w:t>
       </w:r>
-      <w:hyperlink r:id="rId66">
-        <w:r>
-          <w:rPr>
-            <w:lang w:val="fr_FR" w:bidi="fr_FR"/>
-          </w:rPr>
-          <w:rPr>
-            <w:color w:val="0000EE"/>
-            <w:u w:val="single"/>
-          </w:rPr>
-          <w:t>9</w:t>
-        </w:r>
-      </w:hyperlink>
+      <w:r>
+        <w:rPr>
+          <w:lang w:val="fr_FR" w:bidi="fr_FR"/>
+        </w:rPr>
+        <w:t>9</w:t>
+      </w:r>
       <w:r>
         <w:rPr>
           <w:lang w:val="fr_FR" w:bidi="fr_FR"/>
         </w:rPr>
         <w:t>). Jérusalem sera un lieu de réjouissance (</w:t>
       </w:r>
-      <w:hyperlink r:id="rId42">
-        <w:r>
-          <w:rPr>
-            <w:lang w:val="fr_FR" w:bidi="fr_FR"/>
-          </w:rPr>
-          <w:rPr>
-            <w:color w:val="0000EE"/>
-            <w:u w:val="single"/>
-          </w:rPr>
-          <w:t>3.11</w:t>
-        </w:r>
-      </w:hyperlink>
+      <w:r>
+        <w:rPr>
+          <w:lang w:val="fr_FR" w:bidi="fr_FR"/>
+        </w:rPr>
+        <w:t>3.11</w:t>
+      </w:r>
       <w:r>
         <w:rPr>
           <w:lang w:val="fr_FR" w:bidi="fr_FR"/>
         </w:rPr>
         <w:t xml:space="preserve">, </w:t>
       </w:r>
-      <w:hyperlink r:id="rId67">
-        <w:r>
-          <w:rPr>
-            <w:lang w:val="fr_FR" w:bidi="fr_FR"/>
-          </w:rPr>
-          <w:rPr>
-            <w:color w:val="0000EE"/>
-            <w:u w:val="single"/>
-          </w:rPr>
-          <w:t>18</w:t>
-        </w:r>
-      </w:hyperlink>
+      <w:r>
+        <w:rPr>
+          <w:lang w:val="fr_FR" w:bidi="fr_FR"/>
+        </w:rPr>
+        <w:t>18</w:t>
+      </w:r>
       <w:r>
         <w:rPr>
           <w:lang w:val="fr_FR" w:bidi="fr_FR"/>
         </w:rPr>
         <w:t>) car Dieu sauvera et bénira son peuple (</w:t>
       </w:r>
-      <w:hyperlink r:id="rId68">
-        <w:r>
-          <w:rPr>
-            <w:lang w:val="fr_FR" w:bidi="fr_FR"/>
-          </w:rPr>
-          <w:rPr>
-            <w:color w:val="0000EE"/>
-            <w:u w:val="single"/>
-          </w:rPr>
-          <w:t>3.14–20</w:t>
-        </w:r>
-      </w:hyperlink>
+      <w:r>
+        <w:rPr>
+          <w:lang w:val="fr_FR" w:bidi="fr_FR"/>
+        </w:rPr>
+        <w:t>3.14–20</w:t>
+      </w:r>
       <w:r>
         <w:rPr>
           <w:lang w:val="fr_FR" w:bidi="fr_FR"/>
@@ -2112,144 +1590,96 @@
         </w:rPr>
         <w:t>On retrouve des échos au message de Sophonie sur la responsabilité personnelle liée au péché dans des enseignements du Nouveau Testament (</w:t>
       </w:r>
-      <w:hyperlink r:id="rId69">
-        <w:r>
-          <w:rPr>
-            <w:lang w:val="fr_FR" w:bidi="fr_FR"/>
-          </w:rPr>
-          <w:rPr>
-            <w:color w:val="0000EE"/>
-            <w:u w:val="single"/>
-          </w:rPr>
-          <w:t>Rm 2.5–6</w:t>
-        </w:r>
-      </w:hyperlink>
+      <w:r>
+        <w:rPr>
+          <w:lang w:val="fr_FR" w:bidi="fr_FR"/>
+        </w:rPr>
+        <w:t>Rm 2.5–6</w:t>
+      </w:r>
       <w:r>
         <w:rPr>
           <w:lang w:val="fr_FR" w:bidi="fr_FR"/>
         </w:rPr>
         <w:t xml:space="preserve"> ; </w:t>
       </w:r>
-      <w:hyperlink r:id="rId70">
-        <w:r>
-          <w:rPr>
-            <w:lang w:val="fr_FR" w:bidi="fr_FR"/>
-          </w:rPr>
-          <w:rPr>
-            <w:color w:val="0000EE"/>
-            <w:u w:val="single"/>
-          </w:rPr>
-          <w:t>2Co 5.10</w:t>
-        </w:r>
-      </w:hyperlink>
+      <w:r>
+        <w:rPr>
+          <w:lang w:val="fr_FR" w:bidi="fr_FR"/>
+        </w:rPr>
+        <w:t>2Co 5.10</w:t>
+      </w:r>
       <w:r>
         <w:rPr>
           <w:lang w:val="fr_FR" w:bidi="fr_FR"/>
         </w:rPr>
         <w:t xml:space="preserve"> ; </w:t>
       </w:r>
-      <w:hyperlink r:id="rId71">
-        <w:r>
-          <w:rPr>
-            <w:lang w:val="fr_FR" w:bidi="fr_FR"/>
-          </w:rPr>
-          <w:rPr>
-            <w:color w:val="0000EE"/>
-            <w:u w:val="single"/>
-          </w:rPr>
-          <w:t>Ap 6.17</w:t>
-        </w:r>
-      </w:hyperlink>
+      <w:r>
+        <w:rPr>
+          <w:lang w:val="fr_FR" w:bidi="fr_FR"/>
+        </w:rPr>
+        <w:t>Ap 6.17</w:t>
+      </w:r>
       <w:r>
         <w:rPr>
           <w:lang w:val="fr_FR" w:bidi="fr_FR"/>
         </w:rPr>
         <w:t xml:space="preserve"> ; </w:t>
       </w:r>
-      <w:hyperlink r:id="rId72">
-        <w:r>
-          <w:rPr>
-            <w:lang w:val="fr_FR" w:bidi="fr_FR"/>
-          </w:rPr>
-          <w:rPr>
-            <w:color w:val="0000EE"/>
-            <w:u w:val="single"/>
-          </w:rPr>
-          <w:t>19.11–21</w:t>
-        </w:r>
-      </w:hyperlink>
+      <w:r>
+        <w:rPr>
+          <w:lang w:val="fr_FR" w:bidi="fr_FR"/>
+        </w:rPr>
+        <w:t>19.11–21</w:t>
+      </w:r>
       <w:r>
         <w:rPr>
           <w:lang w:val="fr_FR" w:bidi="fr_FR"/>
         </w:rPr>
         <w:t>). Il n'en demeure pas moins vrai que la riche grâce de Dieu est accessible aux humbles de cœur (</w:t>
       </w:r>
-      <w:hyperlink r:id="rId73">
-        <w:r>
-          <w:rPr>
-            <w:lang w:val="fr_FR" w:bidi="fr_FR"/>
-          </w:rPr>
-          <w:rPr>
-            <w:color w:val="0000EE"/>
-            <w:u w:val="single"/>
-          </w:rPr>
-          <w:t>1P 5.5–6</w:t>
-        </w:r>
-      </w:hyperlink>
+      <w:r>
+        <w:rPr>
+          <w:lang w:val="fr_FR" w:bidi="fr_FR"/>
+        </w:rPr>
+        <w:t>1P 5.5–6</w:t>
+      </w:r>
       <w:r>
         <w:rPr>
           <w:lang w:val="fr_FR" w:bidi="fr_FR"/>
         </w:rPr>
         <w:t>), afin qu'ils puissent trouver le pardon de leurs péchés (</w:t>
       </w:r>
-      <w:hyperlink r:id="rId74">
-        <w:r>
-          <w:rPr>
-            <w:lang w:val="fr_FR" w:bidi="fr_FR"/>
-          </w:rPr>
-          <w:rPr>
-            <w:color w:val="0000EE"/>
-            <w:u w:val="single"/>
-          </w:rPr>
-          <w:t>Ep 1.7</w:t>
-        </w:r>
-      </w:hyperlink>
+      <w:r>
+        <w:rPr>
+          <w:lang w:val="fr_FR" w:bidi="fr_FR"/>
+        </w:rPr>
+        <w:t>Ep 1.7</w:t>
+      </w:r>
       <w:r>
         <w:rPr>
           <w:lang w:val="fr_FR" w:bidi="fr_FR"/>
         </w:rPr>
         <w:t>) et l'espérance certaine de la vie éternelle et des bénédictions (</w:t>
       </w:r>
-      <w:hyperlink r:id="rId75">
-        <w:r>
-          <w:rPr>
-            <w:lang w:val="fr_FR" w:bidi="fr_FR"/>
-          </w:rPr>
-          <w:rPr>
-            <w:color w:val="0000EE"/>
-            <w:u w:val="single"/>
-          </w:rPr>
-          <w:t>Ti 3.4–7</w:t>
-        </w:r>
-      </w:hyperlink>
+      <w:r>
+        <w:rPr>
+          <w:lang w:val="fr_FR" w:bidi="fr_FR"/>
+        </w:rPr>
+        <w:t>Ti 3.4–7</w:t>
+      </w:r>
       <w:r>
         <w:rPr>
           <w:lang w:val="fr_FR" w:bidi="fr_FR"/>
         </w:rPr>
         <w:t xml:space="preserve"> ; </w:t>
       </w:r>
-      <w:hyperlink r:id="rId76">
-        <w:r>
-          <w:rPr>
-            <w:lang w:val="fr_FR" w:bidi="fr_FR"/>
-          </w:rPr>
-          <w:rPr>
-            <w:color w:val="0000EE"/>
-            <w:u w:val="single"/>
-          </w:rPr>
-          <w:t>Ap 21.1–22.5</w:t>
-        </w:r>
-      </w:hyperlink>
+      <w:r>
+        <w:rPr>
+          <w:lang w:val="fr_FR" w:bidi="fr_FR"/>
+        </w:rPr>
+        <w:t>Ap 21.1–22.5</w:t>
+      </w:r>
       <w:r>
         <w:rPr>
           <w:lang w:val="fr_FR" w:bidi="fr_FR"/>
